--- a/He-thong-quan-ly-kho-do-kho-ngu-coc.docx
+++ b/He-thong-quan-ly-kho-do-kho-ngu-coc.docx
@@ -439,6 +439,57 @@
     </w:tbl>
     <w:p>
       <w:pPr>
+        <w:jc w:val="center"/>
+      </w:pPr>
+      <w:r>
+        <w:drawing>
+          <wp:inline xmlns:a="http://schemas.openxmlformats.org/drawingml/2006/main" xmlns:pic="http://schemas.openxmlformats.org/drawingml/2006/picture">
+            <wp:extent cx="3931920" cy="2663559"/>
+            <wp:docPr id="1" name="Picture 1"/>
+            <wp:cNvGraphicFramePr>
+              <a:graphicFrameLocks noChangeAspect="1"/>
+            </wp:cNvGraphicFramePr>
+            <a:graphic>
+              <a:graphicData uri="http://schemas.openxmlformats.org/drawingml/2006/picture">
+                <pic:pic>
+                  <pic:nvPicPr>
+                    <pic:cNvPr id="0" name="roles.png"/>
+                    <pic:cNvPicPr/>
+                  </pic:nvPicPr>
+                  <pic:blipFill>
+                    <a:blip r:embed="rId8"/>
+                    <a:stretch>
+                      <a:fillRect/>
+                    </a:stretch>
+                  </pic:blipFill>
+                  <pic:spPr>
+                    <a:xfrm>
+                      <a:off x="0" y="0"/>
+                      <a:ext cx="3931920" cy="2663559"/>
+                    </a:xfrm>
+                    <a:prstGeom prst="rect"/>
+                  </pic:spPr>
+                </pic:pic>
+              </a:graphicData>
+            </a:graphic>
+          </wp:inline>
+        </w:drawing>
+      </w:r>
+    </w:p>
+    <w:p>
+      <w:pPr>
+        <w:jc w:val="center"/>
+      </w:pPr>
+      <w:r>
+        <w:rPr>
+          <w:i/>
+          <w:sz w:val="19"/>
+        </w:rPr>
+        <w:t>Hình 1. Sơ đồ phân cấp 3 vai trò trong hệ thống.</w:t>
+      </w:r>
+    </w:p>
+    <w:p>
+      <w:pPr>
         <w:pStyle w:val="Heading1"/>
         <w:pBdr>
           <w:bottom w:val="single" w:color="1F4E79" w:sz="6" w:space="4"/>
@@ -5258,6 +5309,57 @@
     </w:tbl>
     <w:p>
       <w:pPr>
+        <w:jc w:val="center"/>
+      </w:pPr>
+      <w:r>
+        <w:drawing>
+          <wp:inline xmlns:a="http://schemas.openxmlformats.org/drawingml/2006/main" xmlns:pic="http://schemas.openxmlformats.org/drawingml/2006/picture">
+            <wp:extent cx="5760720" cy="3101926"/>
+            <wp:docPr id="2" name="Picture 2"/>
+            <wp:cNvGraphicFramePr>
+              <a:graphicFrameLocks noChangeAspect="1"/>
+            </wp:cNvGraphicFramePr>
+            <a:graphic>
+              <a:graphicData uri="http://schemas.openxmlformats.org/drawingml/2006/picture">
+                <pic:pic>
+                  <pic:nvPicPr>
+                    <pic:cNvPr id="0" name="erd.png"/>
+                    <pic:cNvPicPr/>
+                  </pic:nvPicPr>
+                  <pic:blipFill>
+                    <a:blip r:embed="rId9"/>
+                    <a:stretch>
+                      <a:fillRect/>
+                    </a:stretch>
+                  </pic:blipFill>
+                  <pic:spPr>
+                    <a:xfrm>
+                      <a:off x="0" y="0"/>
+                      <a:ext cx="5760720" cy="3101926"/>
+                    </a:xfrm>
+                    <a:prstGeom prst="rect"/>
+                  </pic:spPr>
+                </pic:pic>
+              </a:graphicData>
+            </a:graphic>
+          </wp:inline>
+        </w:drawing>
+      </w:r>
+    </w:p>
+    <w:p>
+      <w:pPr>
+        <w:jc w:val="center"/>
+      </w:pPr>
+      <w:r>
+        <w:rPr>
+          <w:i/>
+          <w:sz w:val="19"/>
+        </w:rPr>
+        <w:t>Hình 2. Sơ đồ quan hệ dữ liệu (ERD) giữa các bảng chính.</w:t>
+      </w:r>
+    </w:p>
+    <w:p>
+      <w:pPr>
         <w:pStyle w:val="Heading1"/>
         <w:pBdr>
           <w:bottom w:val="single" w:color="1F4E79" w:sz="6" w:space="4"/>
@@ -5477,6 +5579,57 @@
     </w:tbl>
     <w:p>
       <w:pPr>
+        <w:jc w:val="center"/>
+      </w:pPr>
+      <w:r>
+        <w:drawing>
+          <wp:inline xmlns:a="http://schemas.openxmlformats.org/drawingml/2006/main" xmlns:pic="http://schemas.openxmlformats.org/drawingml/2006/picture">
+            <wp:extent cx="5486400" cy="3816626"/>
+            <wp:docPr id="3" name="Picture 3"/>
+            <wp:cNvGraphicFramePr>
+              <a:graphicFrameLocks noChangeAspect="1"/>
+            </wp:cNvGraphicFramePr>
+            <a:graphic>
+              <a:graphicData uri="http://schemas.openxmlformats.org/drawingml/2006/picture">
+                <pic:pic>
+                  <pic:nvPicPr>
+                    <pic:cNvPr id="0" name="flow_inbound.png"/>
+                    <pic:cNvPicPr/>
+                  </pic:nvPicPr>
+                  <pic:blipFill>
+                    <a:blip r:embed="rId10"/>
+                    <a:stretch>
+                      <a:fillRect/>
+                    </a:stretch>
+                  </pic:blipFill>
+                  <pic:spPr>
+                    <a:xfrm>
+                      <a:off x="0" y="0"/>
+                      <a:ext cx="5486400" cy="3816626"/>
+                    </a:xfrm>
+                    <a:prstGeom prst="rect"/>
+                  </pic:spPr>
+                </pic:pic>
+              </a:graphicData>
+            </a:graphic>
+          </wp:inline>
+        </w:drawing>
+      </w:r>
+    </w:p>
+    <w:p>
+      <w:pPr>
+        <w:jc w:val="center"/>
+      </w:pPr>
+      <w:r>
+        <w:rPr>
+          <w:i/>
+          <w:sz w:val="19"/>
+        </w:rPr>
+        <w:t>Hình 3. Sơ đồ luồng xử lý Phiếu nhập kho.</w:t>
+      </w:r>
+    </w:p>
+    <w:p>
+      <w:pPr>
         <w:pStyle w:val="Heading2"/>
         <w:spacing w:after="150" w:before="300"/>
       </w:pPr>
@@ -5605,6 +5758,363 @@
         </w:tc>
       </w:tr>
     </w:tbl>
+    <w:p>
+      <w:pPr>
+        <w:jc w:val="center"/>
+      </w:pPr>
+      <w:r>
+        <w:drawing>
+          <wp:inline xmlns:a="http://schemas.openxmlformats.org/drawingml/2006/main" xmlns:pic="http://schemas.openxmlformats.org/drawingml/2006/picture">
+            <wp:extent cx="5486400" cy="4174435"/>
+            <wp:docPr id="4" name="Picture 4"/>
+            <wp:cNvGraphicFramePr>
+              <a:graphicFrameLocks noChangeAspect="1"/>
+            </wp:cNvGraphicFramePr>
+            <a:graphic>
+              <a:graphicData uri="http://schemas.openxmlformats.org/drawingml/2006/picture">
+                <pic:pic>
+                  <pic:nvPicPr>
+                    <pic:cNvPr id="0" name="flow_outbound.png"/>
+                    <pic:cNvPicPr/>
+                  </pic:nvPicPr>
+                  <pic:blipFill>
+                    <a:blip r:embed="rId11"/>
+                    <a:stretch>
+                      <a:fillRect/>
+                    </a:stretch>
+                  </pic:blipFill>
+                  <pic:spPr>
+                    <a:xfrm>
+                      <a:off x="0" y="0"/>
+                      <a:ext cx="5486400" cy="4174435"/>
+                    </a:xfrm>
+                    <a:prstGeom prst="rect"/>
+                  </pic:spPr>
+                </pic:pic>
+              </a:graphicData>
+            </a:graphic>
+          </wp:inline>
+        </w:drawing>
+      </w:r>
+    </w:p>
+    <w:p>
+      <w:pPr>
+        <w:jc w:val="center"/>
+      </w:pPr>
+      <w:r>
+        <w:rPr>
+          <w:i/>
+          <w:sz w:val="19"/>
+        </w:rPr>
+        <w:t>Hình 4. Sơ đồ luồng xử lý Phiếu xuất kho theo nguyên tắc FEFO.</w:t>
+      </w:r>
+    </w:p>
+    <w:p>
+      <w:pPr>
+        <w:pStyle w:val="Heading1"/>
+      </w:pPr>
+      <w:r>
+        <w:t>6. Giao diện demo — Vai trò Quản lý kho (đã hiện thực)</w:t>
+      </w:r>
+    </w:p>
+    <w:p>
+      <w:r>
+        <w:t>Các ảnh chụp màn hình dưới đây lấy từ bản build thật (flutter run -d chrome), minh hoạ phần vai trò Quản lý kho đã được hiện thực đầy đủ theo tài liệu thiết kế ở trên.</w:t>
+      </w:r>
+    </w:p>
+    <w:p>
+      <w:pPr>
+        <w:jc w:val="center"/>
+      </w:pPr>
+      <w:r>
+        <w:drawing>
+          <wp:inline xmlns:a="http://schemas.openxmlformats.org/drawingml/2006/main" xmlns:pic="http://schemas.openxmlformats.org/drawingml/2006/picture">
+            <wp:extent cx="3108960" cy="5829300"/>
+            <wp:docPr id="5" name="Picture 5"/>
+            <wp:cNvGraphicFramePr>
+              <a:graphicFrameLocks noChangeAspect="1"/>
+            </wp:cNvGraphicFramePr>
+            <a:graphic>
+              <a:graphicData uri="http://schemas.openxmlformats.org/drawingml/2006/picture">
+                <pic:pic>
+                  <pic:nvPicPr>
+                    <pic:cNvPr id="0" name="01_login.png"/>
+                    <pic:cNvPicPr/>
+                  </pic:nvPicPr>
+                  <pic:blipFill>
+                    <a:blip r:embed="rId12"/>
+                    <a:stretch>
+                      <a:fillRect/>
+                    </a:stretch>
+                  </pic:blipFill>
+                  <pic:spPr>
+                    <a:xfrm>
+                      <a:off x="0" y="0"/>
+                      <a:ext cx="3108960" cy="5829300"/>
+                    </a:xfrm>
+                    <a:prstGeom prst="rect"/>
+                  </pic:spPr>
+                </pic:pic>
+              </a:graphicData>
+            </a:graphic>
+          </wp:inline>
+        </w:drawing>
+      </w:r>
+    </w:p>
+    <w:p>
+      <w:pPr>
+        <w:jc w:val="center"/>
+      </w:pPr>
+      <w:r>
+        <w:rPr>
+          <w:i/>
+          <w:sz w:val="19"/>
+        </w:rPr>
+        <w:t>Hình 5. Màn hình Đăng nhập (email + mật khẩu, không có đăng ký).</w:t>
+      </w:r>
+    </w:p>
+    <w:p>
+      <w:pPr>
+        <w:jc w:val="center"/>
+      </w:pPr>
+      <w:r>
+        <w:drawing>
+          <wp:inline xmlns:a="http://schemas.openxmlformats.org/drawingml/2006/main" xmlns:pic="http://schemas.openxmlformats.org/drawingml/2006/picture">
+            <wp:extent cx="3108960" cy="5829300"/>
+            <wp:docPr id="6" name="Picture 6"/>
+            <wp:cNvGraphicFramePr>
+              <a:graphicFrameLocks noChangeAspect="1"/>
+            </wp:cNvGraphicFramePr>
+            <a:graphic>
+              <a:graphicData uri="http://schemas.openxmlformats.org/drawingml/2006/picture">
+                <pic:pic>
+                  <pic:nvPicPr>
+                    <pic:cNvPr id="0" name="03_manager_dashboard.png"/>
+                    <pic:cNvPicPr/>
+                  </pic:nvPicPr>
+                  <pic:blipFill>
+                    <a:blip r:embed="rId13"/>
+                    <a:stretch>
+                      <a:fillRect/>
+                    </a:stretch>
+                  </pic:blipFill>
+                  <pic:spPr>
+                    <a:xfrm>
+                      <a:off x="0" y="0"/>
+                      <a:ext cx="3108960" cy="5829300"/>
+                    </a:xfrm>
+                    <a:prstGeom prst="rect"/>
+                  </pic:spPr>
+                </pic:pic>
+              </a:graphicData>
+            </a:graphic>
+          </wp:inline>
+        </w:drawing>
+      </w:r>
+    </w:p>
+    <w:p>
+      <w:pPr>
+        <w:jc w:val="center"/>
+      </w:pPr>
+      <w:r>
+        <w:rPr>
+          <w:i/>
+          <w:sz w:val="19"/>
+        </w:rPr>
+        <w:t>Hình 6. Dashboard Quản lý kho — tổng quan, tồn kho thấp, sắp hết hạn.</w:t>
+      </w:r>
+    </w:p>
+    <w:p>
+      <w:pPr>
+        <w:jc w:val="center"/>
+      </w:pPr>
+      <w:r>
+        <w:drawing>
+          <wp:inline xmlns:a="http://schemas.openxmlformats.org/drawingml/2006/main" xmlns:pic="http://schemas.openxmlformats.org/drawingml/2006/picture">
+            <wp:extent cx="3108960" cy="5829300"/>
+            <wp:docPr id="7" name="Picture 7"/>
+            <wp:cNvGraphicFramePr>
+              <a:graphicFrameLocks noChangeAspect="1"/>
+            </wp:cNvGraphicFramePr>
+            <a:graphic>
+              <a:graphicData uri="http://schemas.openxmlformats.org/drawingml/2006/picture">
+                <pic:pic>
+                  <pic:nvPicPr>
+                    <pic:cNvPr id="0" name="04_manager_approvals.png"/>
+                    <pic:cNvPicPr/>
+                  </pic:nvPicPr>
+                  <pic:blipFill>
+                    <a:blip r:embed="rId14"/>
+                    <a:stretch>
+                      <a:fillRect/>
+                    </a:stretch>
+                  </pic:blipFill>
+                  <pic:spPr>
+                    <a:xfrm>
+                      <a:off x="0" y="0"/>
+                      <a:ext cx="3108960" cy="5829300"/>
+                    </a:xfrm>
+                    <a:prstGeom prst="rect"/>
+                  </pic:spPr>
+                </pic:pic>
+              </a:graphicData>
+            </a:graphic>
+          </wp:inline>
+        </w:drawing>
+      </w:r>
+    </w:p>
+    <w:p>
+      <w:pPr>
+        <w:jc w:val="center"/>
+      </w:pPr>
+      <w:r>
+        <w:rPr>
+          <w:i/>
+          <w:sz w:val="19"/>
+        </w:rPr>
+        <w:t>Hình 7. Tab Duyệt phiếu — 6 loại chứng từ, hiển thị số phiếu chờ duyệt.</w:t>
+      </w:r>
+    </w:p>
+    <w:p>
+      <w:pPr>
+        <w:jc w:val="center"/>
+      </w:pPr>
+      <w:r>
+        <w:drawing>
+          <wp:inline xmlns:a="http://schemas.openxmlformats.org/drawingml/2006/main" xmlns:pic="http://schemas.openxmlformats.org/drawingml/2006/picture">
+            <wp:extent cx="3108960" cy="5829300"/>
+            <wp:docPr id="8" name="Picture 8"/>
+            <wp:cNvGraphicFramePr>
+              <a:graphicFrameLocks noChangeAspect="1"/>
+            </wp:cNvGraphicFramePr>
+            <a:graphic>
+              <a:graphicData uri="http://schemas.openxmlformats.org/drawingml/2006/picture">
+                <pic:pic>
+                  <pic:nvPicPr>
+                    <pic:cNvPr id="0" name="05_manager_catalog.png"/>
+                    <pic:cNvPicPr/>
+                  </pic:nvPicPr>
+                  <pic:blipFill>
+                    <a:blip r:embed="rId15"/>
+                    <a:stretch>
+                      <a:fillRect/>
+                    </a:stretch>
+                  </pic:blipFill>
+                  <pic:spPr>
+                    <a:xfrm>
+                      <a:off x="0" y="0"/>
+                      <a:ext cx="3108960" cy="5829300"/>
+                    </a:xfrm>
+                    <a:prstGeom prst="rect"/>
+                  </pic:spPr>
+                </pic:pic>
+              </a:graphicData>
+            </a:graphic>
+          </wp:inline>
+        </w:drawing>
+      </w:r>
+    </w:p>
+    <w:p>
+      <w:pPr>
+        <w:jc w:val="center"/>
+      </w:pPr>
+      <w:r>
+        <w:rPr>
+          <w:i/>
+          <w:sz w:val="19"/>
+        </w:rPr>
+        <w:t>Hình 8. Tab Danh mục — Nhà cung cấp, Sản phẩm, Đơn vị tính.</w:t>
+      </w:r>
+    </w:p>
+    <w:p>
+      <w:pPr>
+        <w:jc w:val="center"/>
+      </w:pPr>
+      <w:r>
+        <w:drawing>
+          <wp:inline xmlns:a="http://schemas.openxmlformats.org/drawingml/2006/main" xmlns:pic="http://schemas.openxmlformats.org/drawingml/2006/picture">
+            <wp:extent cx="3108960" cy="5829300"/>
+            <wp:docPr id="9" name="Picture 9"/>
+            <wp:cNvGraphicFramePr>
+              <a:graphicFrameLocks noChangeAspect="1"/>
+            </wp:cNvGraphicFramePr>
+            <a:graphic>
+              <a:graphicData uri="http://schemas.openxmlformats.org/drawingml/2006/picture">
+                <pic:pic>
+                  <pic:nvPicPr>
+                    <pic:cNvPr id="0" name="06_manager_reports.png"/>
+                    <pic:cNvPicPr/>
+                  </pic:nvPicPr>
+                  <pic:blipFill>
+                    <a:blip r:embed="rId16"/>
+                    <a:stretch>
+                      <a:fillRect/>
+                    </a:stretch>
+                  </pic:blipFill>
+                  <pic:spPr>
+                    <a:xfrm>
+                      <a:off x="0" y="0"/>
+                      <a:ext cx="3108960" cy="5829300"/>
+                    </a:xfrm>
+                    <a:prstGeom prst="rect"/>
+                  </pic:spPr>
+                </pic:pic>
+              </a:graphicData>
+            </a:graphic>
+          </wp:inline>
+        </w:drawing>
+      </w:r>
+    </w:p>
+    <w:p>
+      <w:pPr>
+        <w:jc w:val="center"/>
+      </w:pPr>
+      <w:r>
+        <w:rPr>
+          <w:i/>
+          <w:sz w:val="19"/>
+        </w:rPr>
+        <w:t>Hình 9. Tab Báo cáo &amp; Nhật ký — tồn theo lô, hao hụt, audit log.</w:t>
+      </w:r>
+    </w:p>
+    <w:p>
+      <w:pPr>
+        <w:pStyle w:val="Heading1"/>
+      </w:pPr>
+      <w:r>
+        <w:t>7. Phần còn thiếu trong tài liệu này</w:t>
+      </w:r>
+    </w:p>
+    <w:p>
+      <w:r>
+        <w:t>-  Sơ đồ Use Case tổng quát cho cả 3 vai trò (tài liệu mới có ma trận phân quyền dạng bảng, chưa có Use Case Diagram theo chuẩn UML).</w:t>
+      </w:r>
+    </w:p>
+    <w:p>
+      <w:r>
+        <w:t>-  Sơ đồ luồng nghiệp vụ cho 4 loại chứng từ còn lại: Phiếu kiểm kê, Phiếu điều chỉnh tồn, Phiếu trả hàng NCC, Phiếu hàng hỏng/hết hạn (mới có 2 luồng Nhập/Xuất ở mục 5).</w:t>
+      </w:r>
+    </w:p>
+    <w:p>
+      <w:r>
+        <w:t>-  Ảnh chụp giao diện cho vai trò Admin và Nhân viên kho (tài liệu này chỉ bổ sung ảnh cho vai trò Quản lý kho — phần mình phụ trách).</w:t>
+      </w:r>
+    </w:p>
+    <w:p>
+      <w:r>
+        <w:t>-  Sơ đồ kiến trúc kỹ thuật (Architecture diagram): Flutter UI → Provider (AuthStore/WarehouseStore) → SharedPreferences, hiện chỉ mô tả bằng chữ trong README.</w:t>
+      </w:r>
+    </w:p>
+    <w:p>
+      <w:r>
+        <w:t>-  Wireframe/mockup thiết kế trước khi code (hiện đi thẳng từ mô tả chữ sang code, không có bản phác thảo UI riêng).</w:t>
+      </w:r>
+    </w:p>
+    <w:p>
+      <w:r>
+        <w:t>-  Mục Kết luận / Hướng phát triển tiếp theo (kết nối backend thật, quét mã QR/Barcode thật, xuất báo cáo Excel/PDF).</w:t>
+      </w:r>
+    </w:p>
     <w:sectPr>
       <w:pgSz w:w="11907" w:h="16840" w:orient="portrait"/>
       <w:pgMar w:top="1000" w:right="1100" w:bottom="1000" w:left="1100" w:header="708" w:footer="708" w:gutter="0"/>
